--- a/dijital/Kim11_tema-3-dijital-unite-sonu-sorulari.docx
+++ b/dijital/Kim11_tema-3-dijital-unite-sonu-sorulari.docx
@@ -1186,22 +1186,7 @@
           <w:rFonts w:ascii="Times New Roman" w:hAnsi="Times New Roman" w:cs="Times New Roman"/>
           <w:lang w:val="tr-TR"/>
         </w:rPr>
-        <w:t xml:space="preserve">5. Kenar uzunluğu 1 cm olan küp şeklindeki bir katı, kenar uzunluğu 1 nm olan küplere bölünürse toplam yüzey alanı kaç katına çıkar? Sonucu nanoparçacıkların etkinliğiyle ilişkilendiriniz. (1 cm = 10</w:t>
-      </w:r>
-      <w:r>
-        <w:rPr>
-          <w:rFonts w:ascii="Times New Roman" w:hAnsi="Times New Roman" w:cs="Times New Roman"/>
-          <w:vertAlign w:val="superscript"/>
-          <w:lang w:val="tr-TR"/>
-        </w:rPr>
-        <w:t xml:space="preserve">7</w:t>
-      </w:r>
-      <w:r>
-        <w:rPr>
-          <w:rFonts w:ascii="Times New Roman" w:hAnsi="Times New Roman" w:cs="Times New Roman"/>
-          <w:lang w:val="tr-TR"/>
-        </w:rPr>
-        <w:t xml:space="preserve"> nm)</w:t>
+        <w:t xml:space="preserve">5. Kenar uzunluğu 1 µm olan küp şeklindeki bir ZnO parçacığı, kenar uzunluğu 10 nm olan küplere bölünürse kaç küp elde edilir ve toplam yüzey alanı kaç katına çıkar? Sonucu nanoparçacıkların etkinliğiyle ilişkilendiriniz. (1 µm = 1000 nm)</w:t>
       </w:r>
     </w:p>
     <w:tbl>
@@ -1254,7 +1239,7 @@
           <w:color w:val="FF0000"/>
           <w:lang w:val="tr-TR"/>
         </w:rPr>
-        <w:t xml:space="preserve">Cevap: Küp sayısı (10</w:t>
+        <w:t xml:space="preserve">Cevap: Küp sayısı (1000/10)</w:t>
       </w:r>
       <w:r>
         <w:rPr>
@@ -1263,7 +1248,7 @@
           <w:vertAlign w:val="superscript"/>
           <w:lang w:val="tr-TR"/>
         </w:rPr>
-        <w:t xml:space="preserve">7</w:t>
+        <w:t xml:space="preserve">3</w:t>
       </w:r>
       <w:r>
         <w:rPr>
@@ -1271,7 +1256,7 @@
           <w:color w:val="FF0000"/>
           <w:lang w:val="tr-TR"/>
         </w:rPr>
-        <w:t xml:space="preserve">)</w:t>
+        <w:t xml:space="preserve"> = 10</w:t>
       </w:r>
       <w:r>
         <w:rPr>
@@ -1280,7 +1265,7 @@
           <w:vertAlign w:val="superscript"/>
           <w:lang w:val="tr-TR"/>
         </w:rPr>
-        <w:t xml:space="preserve">3</w:t>
+        <w:t xml:space="preserve">6</w:t>
       </w:r>
       <w:r>
         <w:rPr>
@@ -1288,7 +1273,7 @@
           <w:color w:val="FF0000"/>
           <w:lang w:val="tr-TR"/>
         </w:rPr>
-        <w:t xml:space="preserve"> = 10</w:t>
+        <w:t xml:space="preserve">; her birinin yüzey alanı 6·(10 nm)</w:t>
       </w:r>
       <w:r>
         <w:rPr>
@@ -1297,7 +1282,7 @@
           <w:vertAlign w:val="superscript"/>
           <w:lang w:val="tr-TR"/>
         </w:rPr>
-        <w:t xml:space="preserve">21</w:t>
+        <w:t xml:space="preserve">2</w:t>
       </w:r>
       <w:r>
         <w:rPr>
@@ -1305,7 +1290,7 @@
           <w:color w:val="FF0000"/>
           <w:lang w:val="tr-TR"/>
         </w:rPr>
-        <w:t xml:space="preserve">; her birinin yüzey alanı 6·(10</w:t>
+        <w:t xml:space="preserve"> = 600 nm</w:t>
       </w:r>
       <w:r>
         <w:rPr>
@@ -1314,7 +1299,7 @@
           <w:vertAlign w:val="superscript"/>
           <w:lang w:val="tr-TR"/>
         </w:rPr>
-        <w:t xml:space="preserve">−7</w:t>
+        <w:t xml:space="preserve">2</w:t>
       </w:r>
       <w:r>
         <w:rPr>
@@ -1322,7 +1307,7 @@
           <w:color w:val="FF0000"/>
           <w:lang w:val="tr-TR"/>
         </w:rPr>
-        <w:t xml:space="preserve"> cm)</w:t>
+        <w:t xml:space="preserve">; toplam 6·10</w:t>
       </w:r>
       <w:r>
         <w:rPr>
@@ -1331,7 +1316,7 @@
           <w:vertAlign w:val="superscript"/>
           <w:lang w:val="tr-TR"/>
         </w:rPr>
-        <w:t xml:space="preserve">2</w:t>
+        <w:t xml:space="preserve">8</w:t>
       </w:r>
       <w:r>
         <w:rPr>
@@ -1339,7 +1324,7 @@
           <w:color w:val="FF0000"/>
           <w:lang w:val="tr-TR"/>
         </w:rPr>
-        <w:t xml:space="preserve"> = 6·10</w:t>
+        <w:t xml:space="preserve"> nm</w:t>
       </w:r>
       <w:r>
         <w:rPr>
@@ -1348,7 +1333,7 @@
           <w:vertAlign w:val="superscript"/>
           <w:lang w:val="tr-TR"/>
         </w:rPr>
-        <w:t xml:space="preserve">−14</w:t>
+        <w:t xml:space="preserve">2</w:t>
       </w:r>
       <w:r>
         <w:rPr>
@@ -1356,7 +1341,7 @@
           <w:color w:val="FF0000"/>
           <w:lang w:val="tr-TR"/>
         </w:rPr>
-        <w:t xml:space="preserve"> cm</w:t>
+        <w:t xml:space="preserve">. İlk yüzey alanı 6·(1000 nm)</w:t>
       </w:r>
       <w:r>
         <w:rPr>
@@ -1373,7 +1358,7 @@
           <w:color w:val="FF0000"/>
           <w:lang w:val="tr-TR"/>
         </w:rPr>
-        <w:t xml:space="preserve">; toplam 6·10</w:t>
+        <w:t xml:space="preserve"> = 6·10</w:t>
       </w:r>
       <w:r>
         <w:rPr>
@@ -1382,7 +1367,7 @@
           <w:vertAlign w:val="superscript"/>
           <w:lang w:val="tr-TR"/>
         </w:rPr>
-        <w:t xml:space="preserve">7</w:t>
+        <w:t xml:space="preserve">6</w:t>
       </w:r>
       <w:r>
         <w:rPr>
@@ -1390,7 +1375,7 @@
           <w:color w:val="FF0000"/>
           <w:lang w:val="tr-TR"/>
         </w:rPr>
-        <w:t xml:space="preserve"> cm</w:t>
+        <w:t xml:space="preserve"> nm</w:t>
       </w:r>
       <w:r>
         <w:rPr>
@@ -1407,41 +1392,7 @@
           <w:color w:val="FF0000"/>
           <w:lang w:val="tr-TR"/>
         </w:rPr>
-        <w:t xml:space="preserve">. İlk yüzey alanı 6 cm</w:t>
-      </w:r>
-      <w:r>
-        <w:rPr>
-          <w:rFonts w:ascii="Times New Roman" w:hAnsi="Times New Roman" w:cs="Times New Roman"/>
-          <w:color w:val="FF0000"/>
-          <w:vertAlign w:val="superscript"/>
-          <w:lang w:val="tr-TR"/>
-        </w:rPr>
-        <w:t xml:space="preserve">2</w:t>
-      </w:r>
-      <w:r>
-        <w:rPr>
-          <w:rFonts w:ascii="Times New Roman" w:hAnsi="Times New Roman" w:cs="Times New Roman"/>
-          <w:color w:val="FF0000"/>
-          <w:lang w:val="tr-TR"/>
-        </w:rPr>
-        <w:t xml:space="preserve"> olduğundan yüzey alanı 10</w:t>
-      </w:r>
-      <w:r>
-        <w:rPr>
-          <w:rFonts w:ascii="Times New Roman" w:hAnsi="Times New Roman" w:cs="Times New Roman"/>
-          <w:color w:val="FF0000"/>
-          <w:vertAlign w:val="superscript"/>
-          <w:lang w:val="tr-TR"/>
-        </w:rPr>
-        <w:t xml:space="preserve">7</w:t>
-      </w:r>
-      <w:r>
-        <w:rPr>
-          <w:rFonts w:ascii="Times New Roman" w:hAnsi="Times New Roman" w:cs="Times New Roman"/>
-          <w:color w:val="FF0000"/>
-          <w:lang w:val="tr-TR"/>
-        </w:rPr>
-        <w:t xml:space="preserve"> kat artar. Yüzey atomlarının oranı arttığı için nanoparçacıklar daha etkin (tepkimeye yatkın, ışıkla daha farklı etkileşen) olur.</w:t>
+        <w:t xml:space="preserve"> olduğundan yüzey alanı 100 kat artar. Yüzey atomlarının oranı arttığı için nanoparçacıklar daha etkin (tepkimeye yatkın, ışıkla daha farklı etkileşen) olur.</w:t>
       </w:r>
     </w:p>
     <w:p>
@@ -2498,7 +2449,7 @@
           <w:rFonts w:ascii="Times New Roman" w:hAnsi="Times New Roman" w:cs="Times New Roman"/>
           <w:lang w:val="tr-TR"/>
         </w:rPr>
-        <w:t xml:space="preserve">B) Yıkama sırasında polyester giysilerden kopan lifler</w:t>
+        <w:t xml:space="preserve">B) Kıyıya vuran plastik poşetlerin ufalanmasıyla oluşan parçacıklar</w:t>
       </w:r>
     </w:p>
     <w:p>
@@ -2532,7 +2483,7 @@
           <w:rFonts w:ascii="Times New Roman" w:hAnsi="Times New Roman" w:cs="Times New Roman"/>
           <w:lang w:val="tr-TR"/>
         </w:rPr>
-        <w:t xml:space="preserve">D) Araç lastiklerinin aşınmasıyla oluşan parçacıklar</w:t>
+        <w:t xml:space="preserve">D) Tarlada kalan plastik örtülerin güneşte parçalanmasıyla oluşan parçalar</w:t>
       </w:r>
     </w:p>
     <w:p>

--- a/dijital/Kim11_tema-3-dijital-unite-sonu-sorulari.docx
+++ b/dijital/Kim11_tema-3-dijital-unite-sonu-sorulari.docx
@@ -2689,6 +2689,580 @@
           <w:lang w:val="tr-TR"/>
         </w:rPr>
         <w:t xml:space="preserve">Cevap: Örnek: Yeşil hidrojen: Kantin atıklarının ayrı toplanıp kompost/fermantasyon projesinde değerlendirilmesi. Nanoteknoloji: Nano ürün etiketlerini inceleyen bir “bilinçli tüketici” panosu hazırlanması. Mikroplastik: Tek kullanımlık plastik bardak ve pipet yerine yeniden kullanılabilir ürünlerin tercih edilmesi kampanyası.</w:t>
+      </w:r>
+    </w:p>
+    <w:p>
+      <w:pPr>
+        <w:jc w:val="both"/>
+        <w:rPr>
+          <w:rFonts w:ascii="Times New Roman" w:hAnsi="Times New Roman" w:cs="Times New Roman"/>
+          <w:lang w:val="tr-TR"/>
+        </w:rPr>
+      </w:pPr>
+      <w:r>
+        <w:rPr>
+          <w:rFonts w:ascii="Times New Roman" w:hAnsi="Times New Roman" w:cs="Times New Roman"/>
+          <w:lang w:val="tr-TR"/>
+        </w:rPr>
+        <w:t xml:space="preserve">14. Aşağıdaki yapılandırılmış gridde bazı süreçler ve ürünler verilmiştir. Gridi kullanarak soruları yanıtlayınız.</w:t>
+      </w:r>
+    </w:p>
+    <w:tbl>
+      <w:tblPr>
+        <w:tblW w:w="9000" w:type="dxa"/>
+        <w:jc w:val="center"/>
+        <w:tblBorders>
+          <w:top w:val="single" w:sz="4" w:space="0" w:color="auto"/>
+          <w:left w:val="single" w:sz="4" w:space="0" w:color="auto"/>
+          <w:bottom w:val="single" w:sz="4" w:space="0" w:color="auto"/>
+          <w:right w:val="single" w:sz="4" w:space="0" w:color="auto"/>
+          <w:insideH w:val="single" w:sz="4" w:space="0" w:color="auto"/>
+          <w:insideV w:val="single" w:sz="4" w:space="0" w:color="auto"/>
+        </w:tblBorders>
+        <w:tblLayout w:type="fixed"/>
+        <w:tblLook w:val="04A0"/>
+      </w:tblPr>
+      <w:tblGrid>
+        <w:gridCol w:w="3000"/>
+        <w:gridCol w:w="3000"/>
+        <w:gridCol w:w="3000"/>
+      </w:tblGrid>
+      <w:tr>
+        <w:tc>
+          <w:tcPr>
+            <w:tcW w:w="3000" w:type="dxa"/>
+            <w:vAlign w:val="center"/>
+          </w:tcPr>
+          <w:p>
+            <w:pPr>
+              <w:jc w:val="center"/>
+              <w:rPr>
+                <w:rFonts w:ascii="Times New Roman" w:hAnsi="Times New Roman" w:cs="Times New Roman"/>
+                <w:lang w:val="tr-TR"/>
+              </w:rPr>
+            </w:pPr>
+            <w:r>
+              <w:rPr>
+                <w:rFonts w:ascii="Times New Roman" w:hAnsi="Times New Roman" w:cs="Times New Roman"/>
+                <w:lang w:val="tr-TR"/>
+              </w:rPr>
+              <w:t xml:space="preserve">1</w:t>
+            </w:r>
+          </w:p>
+          <w:p>
+            <w:pPr>
+              <w:jc w:val="center"/>
+              <w:rPr>
+                <w:rFonts w:ascii="Times New Roman" w:hAnsi="Times New Roman" w:cs="Times New Roman"/>
+                <w:lang w:val="tr-TR"/>
+              </w:rPr>
+            </w:pPr>
+            <w:r>
+              <w:rPr>
+                <w:rFonts w:ascii="Times New Roman" w:hAnsi="Times New Roman" w:cs="Times New Roman"/>
+                <w:lang w:val="tr-TR"/>
+              </w:rPr>
+              <w:t xml:space="preserve">Mutfak atıklarının karanlık fermantasyonu</w:t>
+            </w:r>
+          </w:p>
+        </w:tc>
+        <w:tc>
+          <w:tcPr>
+            <w:tcW w:w="3000" w:type="dxa"/>
+            <w:vAlign w:val="center"/>
+          </w:tcPr>
+          <w:p>
+            <w:pPr>
+              <w:jc w:val="center"/>
+              <w:rPr>
+                <w:rFonts w:ascii="Times New Roman" w:hAnsi="Times New Roman" w:cs="Times New Roman"/>
+                <w:lang w:val="tr-TR"/>
+              </w:rPr>
+            </w:pPr>
+            <w:r>
+              <w:rPr>
+                <w:rFonts w:ascii="Times New Roman" w:hAnsi="Times New Roman" w:cs="Times New Roman"/>
+                <w:lang w:val="tr-TR"/>
+              </w:rPr>
+              <w:t xml:space="preserve">2</w:t>
+            </w:r>
+          </w:p>
+          <w:p>
+            <w:pPr>
+              <w:jc w:val="center"/>
+              <w:rPr>
+                <w:rFonts w:ascii="Times New Roman" w:hAnsi="Times New Roman" w:cs="Times New Roman"/>
+                <w:lang w:val="tr-TR"/>
+              </w:rPr>
+            </w:pPr>
+            <w:r>
+              <w:rPr>
+                <w:rFonts w:ascii="Times New Roman" w:hAnsi="Times New Roman" w:cs="Times New Roman"/>
+                <w:lang w:val="tr-TR"/>
+              </w:rPr>
+              <w:t xml:space="preserve">Gümüş nanoparçacıklı spor çorabı</w:t>
+            </w:r>
+          </w:p>
+        </w:tc>
+        <w:tc>
+          <w:tcPr>
+            <w:tcW w:w="3000" w:type="dxa"/>
+            <w:vAlign w:val="center"/>
+          </w:tcPr>
+          <w:p>
+            <w:pPr>
+              <w:jc w:val="center"/>
+              <w:rPr>
+                <w:rFonts w:ascii="Times New Roman" w:hAnsi="Times New Roman" w:cs="Times New Roman"/>
+                <w:lang w:val="tr-TR"/>
+              </w:rPr>
+            </w:pPr>
+            <w:r>
+              <w:rPr>
+                <w:rFonts w:ascii="Times New Roman" w:hAnsi="Times New Roman" w:cs="Times New Roman"/>
+                <w:lang w:val="tr-TR"/>
+              </w:rPr>
+              <w:t xml:space="preserve">3</w:t>
+            </w:r>
+          </w:p>
+          <w:p>
+            <w:pPr>
+              <w:jc w:val="center"/>
+              <w:rPr>
+                <w:rFonts w:ascii="Times New Roman" w:hAnsi="Times New Roman" w:cs="Times New Roman"/>
+                <w:lang w:val="tr-TR"/>
+              </w:rPr>
+            </w:pPr>
+            <w:r>
+              <w:rPr>
+                <w:rFonts w:ascii="Times New Roman" w:hAnsi="Times New Roman" w:cs="Times New Roman"/>
+                <w:lang w:val="tr-TR"/>
+              </w:rPr>
+              <w:t xml:space="preserve">Çöpe atılan plastik maskelerin güneş ışığıyla parçalanması</w:t>
+            </w:r>
+          </w:p>
+        </w:tc>
+      </w:tr>
+      <w:tr>
+        <w:trPr>
+          <w:trHeight w:val="900"/>
+        </w:trPr>
+        <w:tc>
+          <w:tcPr>
+            <w:tcW w:w="3000" w:type="dxa"/>
+            <w:vAlign w:val="center"/>
+          </w:tcPr>
+          <w:p>
+            <w:pPr>
+              <w:jc w:val="center"/>
+              <w:rPr>
+                <w:rFonts w:ascii="Times New Roman" w:hAnsi="Times New Roman" w:cs="Times New Roman"/>
+                <w:lang w:val="tr-TR"/>
+              </w:rPr>
+            </w:pPr>
+            <w:r>
+              <w:rPr>
+                <w:rFonts w:ascii="Times New Roman" w:hAnsi="Times New Roman" w:cs="Times New Roman"/>
+                <w:lang w:val="tr-TR"/>
+              </w:rPr>
+              <w:t xml:space="preserve">4</w:t>
+            </w:r>
+          </w:p>
+          <w:p>
+            <w:pPr>
+              <w:jc w:val="center"/>
+              <w:rPr>
+                <w:rFonts w:ascii="Times New Roman" w:hAnsi="Times New Roman" w:cs="Times New Roman"/>
+                <w:lang w:val="tr-TR"/>
+              </w:rPr>
+            </w:pPr>
+            <w:r>
+              <w:rPr>
+                <w:rFonts w:ascii="Times New Roman" w:hAnsi="Times New Roman" w:cs="Times New Roman"/>
+                <w:lang w:val="tr-TR"/>
+              </w:rPr>
+              <w:t xml:space="preserve">Titanyum dioksit nanokaplamalı kendi kendini temizleyen cam</w:t>
+            </w:r>
+          </w:p>
+        </w:tc>
+        <w:tc>
+          <w:tcPr>
+            <w:tcW w:w="3000" w:type="dxa"/>
+            <w:vAlign w:val="center"/>
+          </w:tcPr>
+          <w:p>
+            <w:pPr>
+              <w:jc w:val="center"/>
+              <w:rPr>
+                <w:rFonts w:ascii="Times New Roman" w:hAnsi="Times New Roman" w:cs="Times New Roman"/>
+                <w:lang w:val="tr-TR"/>
+              </w:rPr>
+            </w:pPr>
+            <w:r>
+              <w:rPr>
+                <w:rFonts w:ascii="Times New Roman" w:hAnsi="Times New Roman" w:cs="Times New Roman"/>
+                <w:lang w:val="tr-TR"/>
+              </w:rPr>
+              <w:t xml:space="preserve">5</w:t>
+            </w:r>
+          </w:p>
+          <w:p>
+            <w:pPr>
+              <w:jc w:val="center"/>
+              <w:rPr>
+                <w:rFonts w:ascii="Times New Roman" w:hAnsi="Times New Roman" w:cs="Times New Roman"/>
+                <w:lang w:val="tr-TR"/>
+              </w:rPr>
+            </w:pPr>
+            <w:r>
+              <w:rPr>
+                <w:rFonts w:ascii="Times New Roman" w:hAnsi="Times New Roman" w:cs="Times New Roman"/>
+                <w:lang w:val="tr-TR"/>
+              </w:rPr>
+              <w:t xml:space="preserve">Diş macununa eklenen plastik mikroboncuklar</w:t>
+            </w:r>
+          </w:p>
+        </w:tc>
+        <w:tc>
+          <w:tcPr>
+            <w:tcW w:w="3000" w:type="dxa"/>
+            <w:vAlign w:val="center"/>
+          </w:tcPr>
+          <w:p>
+            <w:pPr>
+              <w:jc w:val="center"/>
+              <w:rPr>
+                <w:rFonts w:ascii="Times New Roman" w:hAnsi="Times New Roman" w:cs="Times New Roman"/>
+                <w:lang w:val="tr-TR"/>
+              </w:rPr>
+            </w:pPr>
+            <w:r>
+              <w:rPr>
+                <w:rFonts w:ascii="Times New Roman" w:hAnsi="Times New Roman" w:cs="Times New Roman"/>
+                <w:lang w:val="tr-TR"/>
+              </w:rPr>
+              <w:t xml:space="preserve">6</w:t>
+            </w:r>
+          </w:p>
+          <w:p>
+            <w:pPr>
+              <w:jc w:val="center"/>
+              <w:rPr>
+                <w:rFonts w:ascii="Times New Roman" w:hAnsi="Times New Roman" w:cs="Times New Roman"/>
+                <w:lang w:val="tr-TR"/>
+              </w:rPr>
+            </w:pPr>
+            <w:r>
+              <w:rPr>
+                <w:rFonts w:ascii="Times New Roman" w:hAnsi="Times New Roman" w:cs="Times New Roman"/>
+                <w:lang w:val="tr-TR"/>
+              </w:rPr>
+              <w:t xml:space="preserve">Rüzgâr enerjisiyle elde edilen elektrikle suyun elektrolizi</w:t>
+            </w:r>
+          </w:p>
+        </w:tc>
+      </w:tr>
+      <w:tr>
+        <w:trPr>
+          <w:trHeight w:val="900"/>
+        </w:trPr>
+        <w:tc>
+          <w:tcPr>
+            <w:tcW w:w="3000" w:type="dxa"/>
+            <w:vAlign w:val="center"/>
+          </w:tcPr>
+          <w:p>
+            <w:pPr>
+              <w:jc w:val="center"/>
+              <w:rPr>
+                <w:rFonts w:ascii="Times New Roman" w:hAnsi="Times New Roman" w:cs="Times New Roman"/>
+                <w:lang w:val="tr-TR"/>
+              </w:rPr>
+            </w:pPr>
+            <w:r>
+              <w:rPr>
+                <w:rFonts w:ascii="Times New Roman" w:hAnsi="Times New Roman" w:cs="Times New Roman"/>
+                <w:lang w:val="tr-TR"/>
+              </w:rPr>
+              <w:t xml:space="preserve">7</w:t>
+            </w:r>
+          </w:p>
+          <w:p>
+            <w:pPr>
+              <w:jc w:val="center"/>
+              <w:rPr>
+                <w:rFonts w:ascii="Times New Roman" w:hAnsi="Times New Roman" w:cs="Times New Roman"/>
+                <w:lang w:val="tr-TR"/>
+              </w:rPr>
+            </w:pPr>
+            <w:r>
+              <w:rPr>
+                <w:rFonts w:ascii="Times New Roman" w:hAnsi="Times New Roman" w:cs="Times New Roman"/>
+                <w:lang w:val="tr-TR"/>
+              </w:rPr>
+              <w:t xml:space="preserve">Nano çinko oksitli güneş kremi</w:t>
+            </w:r>
+          </w:p>
+        </w:tc>
+        <w:tc>
+          <w:tcPr>
+            <w:tcW w:w="3000" w:type="dxa"/>
+            <w:vAlign w:val="center"/>
+          </w:tcPr>
+          <w:p>
+            <w:pPr>
+              <w:jc w:val="center"/>
+              <w:rPr>
+                <w:rFonts w:ascii="Times New Roman" w:hAnsi="Times New Roman" w:cs="Times New Roman"/>
+                <w:lang w:val="tr-TR"/>
+              </w:rPr>
+            </w:pPr>
+            <w:r>
+              <w:rPr>
+                <w:rFonts w:ascii="Times New Roman" w:hAnsi="Times New Roman" w:cs="Times New Roman"/>
+                <w:lang w:val="tr-TR"/>
+              </w:rPr>
+              <w:t xml:space="preserve">8</w:t>
+            </w:r>
+          </w:p>
+          <w:p>
+            <w:pPr>
+              <w:jc w:val="center"/>
+              <w:rPr>
+                <w:rFonts w:ascii="Times New Roman" w:hAnsi="Times New Roman" w:cs="Times New Roman"/>
+                <w:lang w:val="tr-TR"/>
+              </w:rPr>
+            </w:pPr>
+            <w:r>
+              <w:rPr>
+                <w:rFonts w:ascii="Times New Roman" w:hAnsi="Times New Roman" w:cs="Times New Roman"/>
+                <w:lang w:val="tr-TR"/>
+              </w:rPr>
+              <w:t xml:space="preserve">Denizdeki pet şişelerin dalga ve güneş etkisiyle parçalanması</w:t>
+            </w:r>
+          </w:p>
+        </w:tc>
+        <w:tc>
+          <w:tcPr>
+            <w:tcW w:w="3000" w:type="dxa"/>
+            <w:vAlign w:val="center"/>
+          </w:tcPr>
+          <w:p>
+            <w:pPr>
+              <w:jc w:val="center"/>
+              <w:rPr>
+                <w:rFonts w:ascii="Times New Roman" w:hAnsi="Times New Roman" w:cs="Times New Roman"/>
+                <w:lang w:val="tr-TR"/>
+              </w:rPr>
+            </w:pPr>
+            <w:r>
+              <w:rPr>
+                <w:rFonts w:ascii="Times New Roman" w:hAnsi="Times New Roman" w:cs="Times New Roman"/>
+                <w:lang w:val="tr-TR"/>
+              </w:rPr>
+              <w:t xml:space="preserve">9</w:t>
+            </w:r>
+          </w:p>
+          <w:p>
+            <w:pPr>
+              <w:jc w:val="center"/>
+              <w:rPr>
+                <w:rFonts w:ascii="Times New Roman" w:hAnsi="Times New Roman" w:cs="Times New Roman"/>
+                <w:lang w:val="tr-TR"/>
+              </w:rPr>
+            </w:pPr>
+            <w:r>
+              <w:rPr>
+                <w:rFonts w:ascii="Times New Roman" w:hAnsi="Times New Roman" w:cs="Times New Roman"/>
+                <w:lang w:val="tr-TR"/>
+              </w:rPr>
+              <w:t xml:space="preserve">Doğal gazdan hidrojen üretimi</w:t>
+            </w:r>
+          </w:p>
+        </w:tc>
+      </w:tr>
+    </w:tbl>
+    <w:p>
+      <w:pPr>
+        <w:jc w:val="both"/>
+        <w:rPr>
+          <w:rFonts w:ascii="Times New Roman" w:hAnsi="Times New Roman" w:cs="Times New Roman"/>
+          <w:lang w:val="tr-TR"/>
+        </w:rPr>
+      </w:pPr>
+      <w:r>
+        <w:rPr>
+          <w:rFonts w:ascii="Times New Roman" w:hAnsi="Times New Roman" w:cs="Times New Roman"/>
+          <w:lang w:val="tr-TR"/>
+        </w:rPr>
+        <w:t xml:space="preserve">a) Yeşil hidrojen elde etme yöntemleri hangileridir?</w:t>
+      </w:r>
+    </w:p>
+    <w:p>
+      <w:pPr>
+        <w:ind w:left="720"/>
+        <w:jc w:val="both"/>
+        <w:rPr>
+          <w:rFonts w:ascii="Times New Roman" w:hAnsi="Times New Roman" w:cs="Times New Roman"/>
+          <w:lang w:val="tr-TR"/>
+        </w:rPr>
+      </w:pPr>
+      <w:r>
+        <w:rPr>
+          <w:rFonts w:ascii="Times New Roman" w:hAnsi="Times New Roman" w:cs="Times New Roman"/>
+          <w:lang w:val="tr-TR"/>
+        </w:rPr>
+        <w:t xml:space="preserve">……………………………………………………………………………………………</w:t>
+      </w:r>
+    </w:p>
+    <w:p>
+      <w:pPr>
+        <w:jc w:val="both"/>
+        <w:rPr>
+          <w:rFonts w:ascii="Times New Roman" w:hAnsi="Times New Roman" w:cs="Times New Roman"/>
+          <w:lang w:val="tr-TR"/>
+        </w:rPr>
+      </w:pPr>
+      <w:r>
+        <w:rPr>
+          <w:rFonts w:ascii="Times New Roman" w:hAnsi="Times New Roman" w:cs="Times New Roman"/>
+          <w:lang w:val="tr-TR"/>
+        </w:rPr>
+        <w:t xml:space="preserve">b) Yeşil hidrojen olarak kabul edilmeyen hidrojen üretimi hangisidir?</w:t>
+      </w:r>
+    </w:p>
+    <w:p>
+      <w:pPr>
+        <w:ind w:left="720"/>
+        <w:jc w:val="both"/>
+        <w:rPr>
+          <w:rFonts w:ascii="Times New Roman" w:hAnsi="Times New Roman" w:cs="Times New Roman"/>
+          <w:lang w:val="tr-TR"/>
+        </w:rPr>
+      </w:pPr>
+      <w:r>
+        <w:rPr>
+          <w:rFonts w:ascii="Times New Roman" w:hAnsi="Times New Roman" w:cs="Times New Roman"/>
+          <w:lang w:val="tr-TR"/>
+        </w:rPr>
+        <w:t xml:space="preserve">……………………………………………………………………………………………</w:t>
+      </w:r>
+    </w:p>
+    <w:p>
+      <w:pPr>
+        <w:jc w:val="both"/>
+        <w:rPr>
+          <w:rFonts w:ascii="Times New Roman" w:hAnsi="Times New Roman" w:cs="Times New Roman"/>
+          <w:lang w:val="tr-TR"/>
+        </w:rPr>
+      </w:pPr>
+      <w:r>
+        <w:rPr>
+          <w:rFonts w:ascii="Times New Roman" w:hAnsi="Times New Roman" w:cs="Times New Roman"/>
+          <w:lang w:val="tr-TR"/>
+        </w:rPr>
+        <w:t xml:space="preserve">c) Nanoteknolojik ürünler hangileridir?</w:t>
+      </w:r>
+    </w:p>
+    <w:p>
+      <w:pPr>
+        <w:ind w:left="720"/>
+        <w:jc w:val="both"/>
+        <w:rPr>
+          <w:rFonts w:ascii="Times New Roman" w:hAnsi="Times New Roman" w:cs="Times New Roman"/>
+          <w:lang w:val="tr-TR"/>
+        </w:rPr>
+      </w:pPr>
+      <w:r>
+        <w:rPr>
+          <w:rFonts w:ascii="Times New Roman" w:hAnsi="Times New Roman" w:cs="Times New Roman"/>
+          <w:lang w:val="tr-TR"/>
+        </w:rPr>
+        <w:t xml:space="preserve">……………………………………………………………………………………………</w:t>
+      </w:r>
+    </w:p>
+    <w:p>
+      <w:pPr>
+        <w:jc w:val="both"/>
+        <w:rPr>
+          <w:rFonts w:ascii="Times New Roman" w:hAnsi="Times New Roman" w:cs="Times New Roman"/>
+          <w:lang w:val="tr-TR"/>
+        </w:rPr>
+      </w:pPr>
+      <w:r>
+        <w:rPr>
+          <w:rFonts w:ascii="Times New Roman" w:hAnsi="Times New Roman" w:cs="Times New Roman"/>
+          <w:lang w:val="tr-TR"/>
+        </w:rPr>
+        <w:t xml:space="preserve">ç) Birincil mikroplastik kaynağı hangisidir?</w:t>
+      </w:r>
+    </w:p>
+    <w:p>
+      <w:pPr>
+        <w:ind w:left="720"/>
+        <w:jc w:val="both"/>
+        <w:rPr>
+          <w:rFonts w:ascii="Times New Roman" w:hAnsi="Times New Roman" w:cs="Times New Roman"/>
+          <w:lang w:val="tr-TR"/>
+        </w:rPr>
+      </w:pPr>
+      <w:r>
+        <w:rPr>
+          <w:rFonts w:ascii="Times New Roman" w:hAnsi="Times New Roman" w:cs="Times New Roman"/>
+          <w:lang w:val="tr-TR"/>
+        </w:rPr>
+        <w:t xml:space="preserve">……………………………………………………………………………………………</w:t>
+      </w:r>
+    </w:p>
+    <w:p>
+      <w:pPr>
+        <w:jc w:val="both"/>
+        <w:rPr>
+          <w:rFonts w:ascii="Times New Roman" w:hAnsi="Times New Roman" w:cs="Times New Roman"/>
+          <w:lang w:val="tr-TR"/>
+        </w:rPr>
+      </w:pPr>
+      <w:r>
+        <w:rPr>
+          <w:rFonts w:ascii="Times New Roman" w:hAnsi="Times New Roman" w:cs="Times New Roman"/>
+          <w:lang w:val="tr-TR"/>
+        </w:rPr>
+        <w:t xml:space="preserve">d) İkincil mikroplastik oluşumuna yol açan süreçler hangileridir?</w:t>
+      </w:r>
+    </w:p>
+    <w:p>
+      <w:pPr>
+        <w:ind w:left="720"/>
+        <w:jc w:val="both"/>
+        <w:rPr>
+          <w:rFonts w:ascii="Times New Roman" w:hAnsi="Times New Roman" w:cs="Times New Roman"/>
+          <w:lang w:val="tr-TR"/>
+        </w:rPr>
+      </w:pPr>
+      <w:r>
+        <w:rPr>
+          <w:rFonts w:ascii="Times New Roman" w:hAnsi="Times New Roman" w:cs="Times New Roman"/>
+          <w:lang w:val="tr-TR"/>
+        </w:rPr>
+        <w:t xml:space="preserve">……………………………………………………………………………………………</w:t>
+      </w:r>
+    </w:p>
+    <w:p>
+      <w:pPr>
+        <w:ind w:left="720"/>
+        <w:jc w:val="both"/>
+        <w:rPr>
+          <w:rFonts w:ascii="Times New Roman" w:hAnsi="Times New Roman" w:cs="Times New Roman"/>
+          <w:lang w:val="tr-TR"/>
+        </w:rPr>
+      </w:pPr>
+      <w:r>
+        <w:rPr>
+          <w:rFonts w:ascii="Times New Roman" w:hAnsi="Times New Roman" w:cs="Times New Roman"/>
+          <w:color w:val="FF0000"/>
+          <w:lang w:val="tr-TR"/>
+        </w:rPr>
+        <w:t xml:space="preserve">Cevap: a) 1, 6  b) 9  c) 2, 4, 7  ç) 5  d) 3, 8</w:t>
       </w:r>
     </w:p>
     <w:p>

--- a/dijital/Kim11_tema-3-dijital-unite-sonu-sorulari.docx
+++ b/dijital/Kim11_tema-3-dijital-unite-sonu-sorulari.docx
@@ -3095,7 +3095,7 @@
           <w:rFonts w:ascii="Times New Roman" w:hAnsi="Times New Roman" w:cs="Times New Roman"/>
           <w:lang w:val="tr-TR"/>
         </w:rPr>
-        <w:t xml:space="preserve">a) Yeşil hidrojen elde etme yöntemleri hangileridir?</w:t>
+        <w:t xml:space="preserve">a. Yeşil hidrojen elde etme yöntemleri hangileridir?</w:t>
       </w:r>
     </w:p>
     <w:p>
@@ -3128,7 +3128,7 @@
           <w:rFonts w:ascii="Times New Roman" w:hAnsi="Times New Roman" w:cs="Times New Roman"/>
           <w:lang w:val="tr-TR"/>
         </w:rPr>
-        <w:t xml:space="preserve">b) Yeşil hidrojen olarak kabul edilmeyen hidrojen üretimi hangisidir?</w:t>
+        <w:t xml:space="preserve">b. Yeşil hidrojen olarak kabul edilmeyen hidrojen üretimi hangisidir?</w:t>
       </w:r>
     </w:p>
     <w:p>
@@ -3161,7 +3161,7 @@
           <w:rFonts w:ascii="Times New Roman" w:hAnsi="Times New Roman" w:cs="Times New Roman"/>
           <w:lang w:val="tr-TR"/>
         </w:rPr>
-        <w:t xml:space="preserve">c) Nanoteknolojik ürünler hangileridir?</w:t>
+        <w:t xml:space="preserve">c. Nanoteknolojik ürünler hangileridir?</w:t>
       </w:r>
     </w:p>
     <w:p>
@@ -3194,7 +3194,7 @@
           <w:rFonts w:ascii="Times New Roman" w:hAnsi="Times New Roman" w:cs="Times New Roman"/>
           <w:lang w:val="tr-TR"/>
         </w:rPr>
-        <w:t xml:space="preserve">ç) Birincil mikroplastik kaynağı hangisidir?</w:t>
+        <w:t xml:space="preserve">ç. Birincil mikroplastik kaynağı hangisidir?</w:t>
       </w:r>
     </w:p>
     <w:p>
@@ -3227,7 +3227,7 @@
           <w:rFonts w:ascii="Times New Roman" w:hAnsi="Times New Roman" w:cs="Times New Roman"/>
           <w:lang w:val="tr-TR"/>
         </w:rPr>
-        <w:t xml:space="preserve">d) İkincil mikroplastik oluşumuna yol açan süreçler hangileridir?</w:t>
+        <w:t xml:space="preserve">d. İkincil mikroplastik oluşumuna yol açan süreçler hangileridir?</w:t>
       </w:r>
     </w:p>
     <w:p>
@@ -3262,7 +3262,7 @@
           <w:color w:val="FF0000"/>
           <w:lang w:val="tr-TR"/>
         </w:rPr>
-        <w:t xml:space="preserve">Cevap: a) 1, 6  b) 9  c) 2, 4, 7  ç) 5  d) 3, 8</w:t>
+        <w:t xml:space="preserve">Cevap: a. 1, 6  b. 9  c. 2, 4, 7  ç. 5  d. 3, 8</w:t>
       </w:r>
     </w:p>
     <w:p>

--- a/dijital/Kim11_tema-3-dijital-unite-sonu-sorulari.docx
+++ b/dijital/Kim11_tema-3-dijital-unite-sonu-sorulari.docx
@@ -1068,85 +1068,59 @@
         <w:t xml:space="preserve">) ve çinko oksit (ZnO) parçacıkları kullanılır. Bu parçacıklar iri boyutlu olduklarında ciltte beyaz bir tabaka bırakırken nano boyutta cilt üzerinde şeffaf görünür. Bazı araştırmacılar sprey şeklindeki kremlerin solunabileceğini ve denizlere karışan nanoparçacıkların su canlılarını etkileyebileceğini belirtmektedir.</w:t>
       </w:r>
     </w:p>
-    <w:tbl>
-      <w:tblPr>
-        <w:tblW w:w="9000" w:type="dxa"/>
+    <w:p>
+      <w:pPr>
         <w:jc w:val="center"/>
-        <w:tblBorders>
-          <w:top w:val="single" w:sz="8" w:space="0" w:color="7F7F7F"/>
-          <w:left w:val="single" w:sz="8" w:space="0" w:color="7F7F7F"/>
-          <w:bottom w:val="single" w:sz="8" w:space="0" w:color="7F7F7F"/>
-          <w:right w:val="single" w:sz="8" w:space="0" w:color="7F7F7F"/>
-        </w:tblBorders>
-      </w:tblPr>
-      <w:tblGrid>
-        <w:gridCol w:w="9000"/>
-      </w:tblGrid>
-      <w:tr>
-        <w:tc>
-          <w:tcPr>
-            <w:tcW w:w="9000" w:type="dxa"/>
-            <w:shd w:val="clear" w:color="auto" w:fill="EDEDED"/>
-          </w:tcPr>
-          <w:p>
-            <w:pPr>
-              <w:jc w:val="both"/>
-              <w:rPr>
-                <w:rFonts w:ascii="Times New Roman" w:hAnsi="Times New Roman" w:cs="Times New Roman"/>
-                <w:lang w:val="tr-TR"/>
-              </w:rPr>
-            </w:pPr>
-            <w:r>
-              <w:rPr>
-                <w:rFonts w:ascii="Times New Roman" w:hAnsi="Times New Roman" w:cs="Times New Roman"/>
-                <w:lang w:val="tr-TR"/>
-              </w:rPr>
-              <w:t xml:space="preserve">GÖRSEL ALANI (Shutterstock)</w:t>
-            </w:r>
-          </w:p>
-          <w:p>
-            <w:pPr>
-              <w:jc w:val="both"/>
-              <w:rPr>
-                <w:rFonts w:ascii="Times New Roman" w:hAnsi="Times New Roman" w:cs="Times New Roman"/>
-                <w:lang w:val="tr-TR"/>
-              </w:rPr>
-            </w:pPr>
-            <w:r>
-              <w:rPr>
-                <w:rFonts w:ascii="Times New Roman" w:hAnsi="Times New Roman" w:cs="Times New Roman"/>
-                <w:lang w:val="tr-TR"/>
-              </w:rPr>
-              <w:t xml:space="preserve">Tarif: Sahilde eline güneş kremi süren kişi ya da güneş kremi tüpü.</w:t>
-            </w:r>
-          </w:p>
-          <w:p>
-            <w:pPr>
-              <w:jc w:val="both"/>
-              <w:rPr>
-                <w:rFonts w:ascii="Times New Roman" w:hAnsi="Times New Roman" w:cs="Times New Roman"/>
-                <w:lang w:val="tr-TR"/>
-              </w:rPr>
-            </w:pPr>
-            <w:r>
-              <w:rPr>
-                <w:rFonts w:ascii="Times New Roman" w:hAnsi="Times New Roman" w:cs="Times New Roman"/>
-                <w:lang w:val="tr-TR"/>
-              </w:rPr>
-              <w:t xml:space="preserve">Shutter ID: 2732076933 (fotoğraf) — Woman applies sunscreen to her arm outdoors, orange tube</w:t>
-            </w:r>
-          </w:p>
-        </w:tc>
-      </w:tr>
-    </w:tbl>
+      </w:pPr>
+      <w:r>
+        <w:drawing>
+          <wp:inline xmlns:a="http://schemas.openxmlformats.org/drawingml/2006/main" xmlns:pic="http://schemas.openxmlformats.org/drawingml/2006/picture">
+            <wp:extent cx="3430127" cy="2520000"/>
+            <wp:docPr id="1" name="Picture 1"/>
+            <wp:cNvGraphicFramePr>
+              <a:graphicFrameLocks noChangeAspect="1"/>
+            </wp:cNvGraphicFramePr>
+            <a:graphic>
+              <a:graphicData uri="http://schemas.openxmlformats.org/drawingml/2006/picture">
+                <pic:pic>
+                  <pic:nvPicPr>
+                    <pic:cNvPr id="0" name="2732076933_d.jpg"/>
+                    <pic:cNvPicPr/>
+                  </pic:nvPicPr>
+                  <pic:blipFill>
+                    <a:blip r:embed="rId11"/>
+                    <a:stretch>
+                      <a:fillRect/>
+                    </a:stretch>
+                  </pic:blipFill>
+                  <pic:spPr>
+                    <a:xfrm>
+                      <a:off x="0" y="0"/>
+                      <a:ext cx="3430127" cy="2520000"/>
+                    </a:xfrm>
+                    <a:prstGeom prst="rect"/>
+                  </pic:spPr>
+                </pic:pic>
+              </a:graphicData>
+            </a:graphic>
+          </wp:inline>
+        </w:drawing>
+      </w:r>
+    </w:p>
     <w:p>
       <w:pPr>
-        <w:jc w:val="both"/>
-        <w:rPr>
-          <w:rFonts w:ascii="Times New Roman" w:hAnsi="Times New Roman" w:cs="Times New Roman"/>
-          <w:lang w:val="tr-TR"/>
-        </w:rPr>
-      </w:pPr>
+        <w:jc w:val="center"/>
+      </w:pPr>
+      <w:r>
+        <w:rPr>
+          <w:rFonts w:ascii="Times New Roman" w:hAnsi="Times New Roman" w:cs="Times New Roman"/>
+          <w:b/>
+          <w:bCs/>
+          <w:highlight w:val="yellow"/>
+          <w:lang w:val="tr-TR"/>
+        </w:rPr>
+        <w:t xml:space="preserve">Shutter id: 2732076933</w:t>
+      </w:r>
     </w:p>
     <w:p>
       <w:pPr>

--- a/dijital/Kim11_tema-3-dijital-unite-sonu-sorulari.docx
+++ b/dijital/Kim11_tema-3-dijital-unite-sonu-sorulari.docx
@@ -369,33 +369,6 @@
       <w:r>
         <w:rPr>
           <w:rFonts w:ascii="Times New Roman" w:hAnsi="Times New Roman" w:cs="Times New Roman"/>
-          <w:b/>
-          <w:bCs/>
-          <w:highlight w:val="yellow"/>
-          <w:lang w:val="tr-TR"/>
-        </w:rPr>
-        <w:t xml:space="preserve">NOT: </w:t>
-      </w:r>
-      <w:r>
-        <w:rPr>
-          <w:rFonts w:ascii="Times New Roman" w:hAnsi="Times New Roman" w:cs="Times New Roman"/>
-          <w:highlight w:val="yellow"/>
-          <w:lang w:val="tr-TR"/>
-        </w:rPr>
-        <w:t xml:space="preserve">Tablodaki veriler öğretim amaçlı olarak düzenlenmiştir.</w:t>
-      </w:r>
-    </w:p>
-    <w:p>
-      <w:pPr>
-        <w:jc w:val="both"/>
-        <w:rPr>
-          <w:rFonts w:ascii="Times New Roman" w:hAnsi="Times New Roman" w:cs="Times New Roman"/>
-          <w:lang w:val="tr-TR"/>
-        </w:rPr>
-      </w:pPr>
-      <w:r>
-        <w:rPr>
-          <w:rFonts w:ascii="Times New Roman" w:hAnsi="Times New Roman" w:cs="Times New Roman"/>
           <w:lang w:val="tr-TR"/>
         </w:rPr>
         <w:t xml:space="preserve">1. Deneydeki bağımsız, bağımlı ve kontrol değişkenlerini yazınız.</w:t>
@@ -1075,7 +1048,7 @@
       <w:r>
         <w:drawing>
           <wp:inline xmlns:a="http://schemas.openxmlformats.org/drawingml/2006/main" xmlns:pic="http://schemas.openxmlformats.org/drawingml/2006/picture">
-            <wp:extent cx="3430127" cy="2520000"/>
+            <wp:extent cx="1575000" cy="2520000"/>
             <wp:docPr id="1" name="Picture 1"/>
             <wp:cNvGraphicFramePr>
               <a:graphicFrameLocks noChangeAspect="1"/>
@@ -1084,11 +1057,11 @@
               <a:graphicData uri="http://schemas.openxmlformats.org/drawingml/2006/picture">
                 <pic:pic>
                   <pic:nvPicPr>
-                    <pic:cNvPr id="0" name="2732076933_d.jpg"/>
+                    <pic:cNvPr id="0" name="2534917847_d.jpg"/>
                     <pic:cNvPicPr/>
                   </pic:nvPicPr>
                   <pic:blipFill>
-                    <a:blip r:embed="rId11"/>
+                    <a:blip r:embed="rId12"/>
                     <a:stretch>
                       <a:fillRect/>
                     </a:stretch>
@@ -1096,7 +1069,7 @@
                   <pic:spPr>
                     <a:xfrm>
                       <a:off x="0" y="0"/>
-                      <a:ext cx="3430127" cy="2520000"/>
+                      <a:ext cx="1575000" cy="2520000"/>
                     </a:xfrm>
                     <a:prstGeom prst="rect"/>
                   </pic:spPr>
@@ -1119,7 +1092,7 @@
           <w:highlight w:val="yellow"/>
           <w:lang w:val="tr-TR"/>
         </w:rPr>
-        <w:t xml:space="preserve">Shutter id: 2732076933</w:t>
+        <w:t xml:space="preserve">Shutter id: 2534917847</w:t>
       </w:r>
     </w:p>
     <w:p>
